--- a/history/24.1.docx
+++ b/history/24.1.docx
@@ -19,7 +19,25 @@
           <w:szCs w:val="32"/>
           <w:lang w:val="en-US"/>
         </w:rPr>
-        <w:t>Q)  to what extent did the moderates prepare the base for wider freedom struggle ?comment 250 words</w:t>
+        <w:t xml:space="preserve">Q)  to what extent did the moderates prepare the base for wider freedom </w:t>
+      </w:r>
+      <w:r>
+        <w:rPr>
+          <w:color w:val="FF0000"/>
+          <w:sz w:val="32"/>
+          <w:szCs w:val="32"/>
+          <w:lang w:val="en-US"/>
+        </w:rPr>
+        <w:t>struggle? comment</w:t>
+      </w:r>
+      <w:r>
+        <w:rPr>
+          <w:color w:val="FF0000"/>
+          <w:sz w:val="32"/>
+          <w:szCs w:val="32"/>
+          <w:lang w:val="en-US"/>
+        </w:rPr>
+        <w:t xml:space="preserve"> 250 words</w:t>
       </w:r>
     </w:p>
     <w:p>
@@ -86,7 +104,17 @@
           <w:szCs w:val="32"/>
           <w:lang w:val="en-US"/>
         </w:rPr>
-        <w:t>created, and they discuss the b</w:t>
+        <w:t xml:space="preserve">created, and they discuss the </w:t>
+      </w:r>
+      <w:proofErr w:type="spellStart"/>
+      <w:r>
+        <w:rPr>
+          <w:color w:val="4472C4" w:themeColor="accent1"/>
+          <w:sz w:val="32"/>
+          <w:szCs w:val="32"/>
+          <w:lang w:val="en-US"/>
+        </w:rPr>
+        <w:t>b</w:t>
       </w:r>
       <w:r>
         <w:rPr>
@@ -104,7 +132,17 @@
           <w:szCs w:val="32"/>
           <w:lang w:val="en-US"/>
         </w:rPr>
-        <w:t>itisher’s policy.</w:t>
+        <w:t>itisher’s</w:t>
+      </w:r>
+      <w:proofErr w:type="spellEnd"/>
+      <w:r>
+        <w:rPr>
+          <w:color w:val="4472C4" w:themeColor="accent1"/>
+          <w:sz w:val="32"/>
+          <w:szCs w:val="32"/>
+          <w:lang w:val="en-US"/>
+        </w:rPr>
+        <w:t xml:space="preserve"> policy.</w:t>
       </w:r>
     </w:p>
     <w:p>
@@ -140,7 +178,105 @@
           <w:szCs w:val="32"/>
           <w:lang w:val="en-US"/>
         </w:rPr>
-        <w:t>Moderate forms many association like pune savajanik sabha , madrase association. To discuss and debate britishers policy .</w:t>
+        <w:t xml:space="preserve">Moderate forms many association like </w:t>
+      </w:r>
+      <w:proofErr w:type="spellStart"/>
+      <w:r>
+        <w:rPr>
+          <w:color w:val="4472C4" w:themeColor="accent1"/>
+          <w:sz w:val="32"/>
+          <w:szCs w:val="32"/>
+          <w:lang w:val="en-US"/>
+        </w:rPr>
+        <w:t>pune</w:t>
+      </w:r>
+      <w:proofErr w:type="spellEnd"/>
+      <w:r>
+        <w:rPr>
+          <w:color w:val="4472C4" w:themeColor="accent1"/>
+          <w:sz w:val="32"/>
+          <w:szCs w:val="32"/>
+          <w:lang w:val="en-US"/>
+        </w:rPr>
+        <w:t xml:space="preserve"> </w:t>
+      </w:r>
+      <w:proofErr w:type="spellStart"/>
+      <w:r>
+        <w:rPr>
+          <w:color w:val="4472C4" w:themeColor="accent1"/>
+          <w:sz w:val="32"/>
+          <w:szCs w:val="32"/>
+          <w:lang w:val="en-US"/>
+        </w:rPr>
+        <w:t>savajanik</w:t>
+      </w:r>
+      <w:proofErr w:type="spellEnd"/>
+      <w:r>
+        <w:rPr>
+          <w:color w:val="4472C4" w:themeColor="accent1"/>
+          <w:sz w:val="32"/>
+          <w:szCs w:val="32"/>
+          <w:lang w:val="en-US"/>
+        </w:rPr>
+        <w:t xml:space="preserve"> </w:t>
+      </w:r>
+      <w:proofErr w:type="spellStart"/>
+      <w:r>
+        <w:rPr>
+          <w:color w:val="4472C4" w:themeColor="accent1"/>
+          <w:sz w:val="32"/>
+          <w:szCs w:val="32"/>
+          <w:lang w:val="en-US"/>
+        </w:rPr>
+        <w:t>sabha</w:t>
+      </w:r>
+      <w:proofErr w:type="spellEnd"/>
+      <w:r>
+        <w:rPr>
+          <w:color w:val="4472C4" w:themeColor="accent1"/>
+          <w:sz w:val="32"/>
+          <w:szCs w:val="32"/>
+          <w:lang w:val="en-US"/>
+        </w:rPr>
+        <w:t xml:space="preserve"> , </w:t>
+      </w:r>
+      <w:r>
+        <w:rPr>
+          <w:color w:val="4472C4" w:themeColor="accent1"/>
+          <w:sz w:val="32"/>
+          <w:szCs w:val="32"/>
+          <w:lang w:val="en-US"/>
+        </w:rPr>
+        <w:t>madras</w:t>
+      </w:r>
+      <w:r>
+        <w:rPr>
+          <w:color w:val="4472C4" w:themeColor="accent1"/>
+          <w:sz w:val="32"/>
+          <w:szCs w:val="32"/>
+          <w:lang w:val="en-US"/>
+        </w:rPr>
+        <w:t xml:space="preserve"> association. To discuss and debate </w:t>
+      </w:r>
+      <w:proofErr w:type="spellStart"/>
+      <w:r>
+        <w:rPr>
+          <w:color w:val="4472C4" w:themeColor="accent1"/>
+          <w:sz w:val="32"/>
+          <w:szCs w:val="32"/>
+          <w:lang w:val="en-US"/>
+        </w:rPr>
+        <w:t>britishers</w:t>
+      </w:r>
+      <w:proofErr w:type="spellEnd"/>
+      <w:r>
+        <w:rPr>
+          <w:color w:val="4472C4" w:themeColor="accent1"/>
+          <w:sz w:val="32"/>
+          <w:szCs w:val="32"/>
+          <w:lang w:val="en-US"/>
+        </w:rPr>
+        <w:t xml:space="preserve"> policy .</w:t>
       </w:r>
     </w:p>
     <w:p>
@@ -190,7 +326,47 @@
           <w:szCs w:val="32"/>
           <w:lang w:val="en-US"/>
         </w:rPr>
-        <w:t>Moderates write the britisher about the issue of pleasant and tribal they use prayer and petition to put the Indian issue in front of the britishers.</w:t>
+        <w:t xml:space="preserve">Moderates write the </w:t>
+      </w:r>
+      <w:proofErr w:type="spellStart"/>
+      <w:r>
+        <w:rPr>
+          <w:color w:val="4472C4" w:themeColor="accent1"/>
+          <w:sz w:val="32"/>
+          <w:szCs w:val="32"/>
+          <w:lang w:val="en-US"/>
+        </w:rPr>
+        <w:t>britisher</w:t>
+      </w:r>
+      <w:proofErr w:type="spellEnd"/>
+      <w:r>
+        <w:rPr>
+          <w:color w:val="4472C4" w:themeColor="accent1"/>
+          <w:sz w:val="32"/>
+          <w:szCs w:val="32"/>
+          <w:lang w:val="en-US"/>
+        </w:rPr>
+        <w:t xml:space="preserve"> about the issue of pleasant and tribal they use prayer and petition to put the Indian issue in front of the </w:t>
+      </w:r>
+      <w:proofErr w:type="spellStart"/>
+      <w:r>
+        <w:rPr>
+          <w:color w:val="4472C4" w:themeColor="accent1"/>
+          <w:sz w:val="32"/>
+          <w:szCs w:val="32"/>
+          <w:lang w:val="en-US"/>
+        </w:rPr>
+        <w:t>britishers</w:t>
+      </w:r>
+      <w:proofErr w:type="spellEnd"/>
+      <w:r>
+        <w:rPr>
+          <w:color w:val="4472C4" w:themeColor="accent1"/>
+          <w:sz w:val="32"/>
+          <w:szCs w:val="32"/>
+          <w:lang w:val="en-US"/>
+        </w:rPr>
+        <w:t>.</w:t>
       </w:r>
     </w:p>
     <w:p>
@@ -276,9 +452,1212 @@
     </w:p>
     <w:p>
       <w:pPr>
-        <w:spacing w:before="240"/>
-        <w:rPr>
-          <w:color w:val="FF0000"/>
+        <w:pBdr>
+          <w:bottom w:val="single" w:sz="6" w:space="1" w:color="auto"/>
+        </w:pBdr>
+        <w:spacing w:before="240"/>
+        <w:rPr>
+          <w:color w:val="FF0000"/>
+          <w:lang w:val="en-US"/>
+        </w:rPr>
+      </w:pPr>
+    </w:p>
+    <w:p>
+      <w:pPr>
+        <w:spacing w:before="240"/>
+        <w:jc w:val="both"/>
+        <w:rPr>
+          <w:color w:val="FF0000"/>
+          <w:sz w:val="24"/>
+          <w:szCs w:val="24"/>
+          <w:lang w:val="en-US"/>
+        </w:rPr>
+      </w:pPr>
+    </w:p>
+    <w:p>
+      <w:pPr>
+        <w:spacing w:before="240"/>
+        <w:jc w:val="both"/>
+        <w:rPr>
+          <w:color w:val="FF0000"/>
+          <w:sz w:val="24"/>
+          <w:szCs w:val="24"/>
+          <w:lang w:val="en-US"/>
+        </w:rPr>
+      </w:pPr>
+    </w:p>
+    <w:p>
+      <w:pPr>
+        <w:spacing w:before="240"/>
+        <w:jc w:val="both"/>
+        <w:rPr>
+          <w:color w:val="FF0000"/>
+          <w:sz w:val="24"/>
+          <w:szCs w:val="24"/>
+          <w:lang w:val="en-US"/>
+        </w:rPr>
+      </w:pPr>
+    </w:p>
+    <w:p>
+      <w:pPr>
+        <w:spacing w:before="240"/>
+        <w:jc w:val="both"/>
+        <w:rPr>
+          <w:color w:val="FF0000"/>
+          <w:sz w:val="24"/>
+          <w:szCs w:val="24"/>
+          <w:lang w:val="en-US"/>
+        </w:rPr>
+      </w:pPr>
+    </w:p>
+    <w:p>
+      <w:pPr>
+        <w:spacing w:before="240"/>
+        <w:jc w:val="both"/>
+        <w:rPr>
+          <w:color w:val="FF0000"/>
+          <w:sz w:val="24"/>
+          <w:szCs w:val="24"/>
+          <w:lang w:val="en-US"/>
+        </w:rPr>
+      </w:pPr>
+    </w:p>
+    <w:p>
+      <w:pPr>
+        <w:spacing w:before="240"/>
+        <w:jc w:val="both"/>
+        <w:rPr>
+          <w:color w:val="FF0000"/>
+          <w:sz w:val="28"/>
+          <w:szCs w:val="28"/>
+          <w:lang w:val="en-US"/>
+        </w:rPr>
+      </w:pPr>
+      <w:r>
+        <w:rPr>
+          <w:color w:val="FF0000"/>
+          <w:sz w:val="28"/>
+          <w:szCs w:val="28"/>
+          <w:lang w:val="en-US"/>
+        </w:rPr>
+        <w:lastRenderedPageBreak/>
+        <w:t xml:space="preserve">Notes for </w:t>
+      </w:r>
+      <w:r>
+        <w:rPr>
+          <w:color w:val="FF0000"/>
+          <w:sz w:val="28"/>
+          <w:szCs w:val="28"/>
+          <w:lang w:val="en-US"/>
+        </w:rPr>
+        <w:t>Modern</w:t>
+      </w:r>
+      <w:r>
+        <w:rPr>
+          <w:color w:val="FF0000"/>
+          <w:sz w:val="28"/>
+          <w:szCs w:val="28"/>
+          <w:lang w:val="en-US"/>
+        </w:rPr>
+        <w:t xml:space="preserve"> India 24 :</w:t>
+      </w:r>
+    </w:p>
+    <w:p>
+      <w:pPr>
+        <w:spacing w:before="240"/>
+        <w:jc w:val="both"/>
+        <w:rPr>
+          <w:color w:val="FF0000"/>
+          <w:sz w:val="28"/>
+          <w:szCs w:val="28"/>
+          <w:lang w:val="en-US"/>
+        </w:rPr>
+      </w:pPr>
+      <w:r>
+        <w:rPr>
+          <w:color w:val="FF0000"/>
+          <w:sz w:val="28"/>
+          <w:szCs w:val="28"/>
+          <w:lang w:val="en-US"/>
+        </w:rPr>
+        <w:t>Q) can the politics of moderates be referred to as “political mendicancy” ?(10M 150w)</w:t>
+      </w:r>
+    </w:p>
+    <w:p>
+      <w:pPr>
+        <w:spacing w:before="240"/>
+        <w:jc w:val="both"/>
+        <w:rPr>
+          <w:color w:val="4472C4" w:themeColor="accent1"/>
+          <w:sz w:val="28"/>
+          <w:szCs w:val="28"/>
+          <w:lang w:val="en-US"/>
+        </w:rPr>
+      </w:pPr>
+      <w:r>
+        <w:rPr>
+          <w:color w:val="4472C4" w:themeColor="accent1"/>
+          <w:sz w:val="28"/>
+          <w:szCs w:val="28"/>
+          <w:lang w:val="en-US"/>
+        </w:rPr>
+        <w:tab/>
+        <w:t xml:space="preserve">Moderates create different political association to raise the voice of educated middle class of Indian </w:t>
+      </w:r>
+      <w:r>
+        <w:rPr>
+          <w:color w:val="4472C4" w:themeColor="accent1"/>
+          <w:sz w:val="28"/>
+          <w:szCs w:val="28"/>
+          <w:lang w:val="en-US"/>
+        </w:rPr>
+        <w:t xml:space="preserve">people. Through which they write the petition to existing in that time political system about various group and section of </w:t>
+      </w:r>
+      <w:r>
+        <w:rPr>
+          <w:color w:val="4472C4" w:themeColor="accent1"/>
+          <w:sz w:val="28"/>
+          <w:szCs w:val="28"/>
+          <w:lang w:val="en-US"/>
+        </w:rPr>
+        <w:t>India</w:t>
+      </w:r>
+      <w:r>
+        <w:rPr>
+          <w:color w:val="4472C4" w:themeColor="accent1"/>
+          <w:sz w:val="28"/>
+          <w:szCs w:val="28"/>
+          <w:lang w:val="en-US"/>
+        </w:rPr>
+        <w:t>.</w:t>
+      </w:r>
+    </w:p>
+    <w:p>
+      <w:pPr>
+        <w:spacing w:before="240"/>
+        <w:jc w:val="both"/>
+        <w:rPr>
+          <w:color w:val="4472C4" w:themeColor="accent1"/>
+          <w:sz w:val="28"/>
+          <w:szCs w:val="28"/>
+          <w:lang w:val="en-US"/>
+        </w:rPr>
+      </w:pPr>
+      <w:r>
+        <w:rPr>
+          <w:color w:val="4472C4" w:themeColor="accent1"/>
+          <w:sz w:val="28"/>
+          <w:szCs w:val="28"/>
+          <w:lang w:val="en-US"/>
+        </w:rPr>
+        <w:t xml:space="preserve">Arguments that </w:t>
+      </w:r>
+      <w:r>
+        <w:rPr>
+          <w:color w:val="4472C4" w:themeColor="accent1"/>
+          <w:sz w:val="28"/>
+          <w:szCs w:val="28"/>
+          <w:lang w:val="en-US"/>
+        </w:rPr>
+        <w:t xml:space="preserve">showing not political mendicancy </w:t>
+      </w:r>
+    </w:p>
+    <w:p>
+      <w:pPr>
+        <w:pStyle w:val="ListParagraph"/>
+        <w:numPr>
+          <w:ilvl w:val="0"/>
+          <w:numId w:val="2"/>
+        </w:numPr>
+        <w:spacing w:before="240"/>
+        <w:jc w:val="both"/>
+        <w:rPr>
+          <w:color w:val="4472C4" w:themeColor="accent1"/>
+          <w:sz w:val="28"/>
+          <w:szCs w:val="28"/>
+          <w:lang w:val="en-US"/>
+        </w:rPr>
+      </w:pPr>
+      <w:r>
+        <w:rPr>
+          <w:color w:val="4472C4" w:themeColor="accent1"/>
+          <w:sz w:val="28"/>
+          <w:szCs w:val="28"/>
+          <w:lang w:val="en-US"/>
+        </w:rPr>
+        <w:t xml:space="preserve">At time of </w:t>
+      </w:r>
+      <w:r>
+        <w:rPr>
+          <w:color w:val="4472C4" w:themeColor="accent1"/>
+          <w:sz w:val="28"/>
+          <w:szCs w:val="28"/>
+          <w:lang w:val="en-US"/>
+        </w:rPr>
+        <w:t>moderates,</w:t>
+      </w:r>
+      <w:r>
+        <w:rPr>
+          <w:color w:val="4472C4" w:themeColor="accent1"/>
+          <w:sz w:val="28"/>
+          <w:szCs w:val="28"/>
+          <w:lang w:val="en-US"/>
+        </w:rPr>
+        <w:t xml:space="preserve"> they raise the different issue and concern of different class and sects in front political system</w:t>
+      </w:r>
+      <w:r>
+        <w:rPr>
+          <w:color w:val="4472C4" w:themeColor="accent1"/>
+          <w:sz w:val="28"/>
+          <w:szCs w:val="28"/>
+          <w:lang w:val="en-US"/>
+        </w:rPr>
+        <w:t>. And wanted the reform in the administration rather that changing it</w:t>
+      </w:r>
+      <w:r>
+        <w:rPr>
+          <w:color w:val="4472C4" w:themeColor="accent1"/>
+          <w:sz w:val="28"/>
+          <w:szCs w:val="28"/>
+          <w:lang w:val="en-US"/>
+        </w:rPr>
+        <w:t>.</w:t>
+      </w:r>
+    </w:p>
+    <w:p>
+      <w:pPr>
+        <w:pStyle w:val="ListParagraph"/>
+        <w:numPr>
+          <w:ilvl w:val="0"/>
+          <w:numId w:val="2"/>
+        </w:numPr>
+        <w:spacing w:before="240"/>
+        <w:jc w:val="both"/>
+        <w:rPr>
+          <w:color w:val="4472C4" w:themeColor="accent1"/>
+          <w:sz w:val="28"/>
+          <w:szCs w:val="28"/>
+          <w:lang w:val="en-US"/>
+        </w:rPr>
+      </w:pPr>
+      <w:r>
+        <w:rPr>
+          <w:color w:val="4472C4" w:themeColor="accent1"/>
+          <w:sz w:val="28"/>
+          <w:szCs w:val="28"/>
+          <w:lang w:val="en-US"/>
+        </w:rPr>
+        <w:t>at end of 19 century the moderate</w:t>
+      </w:r>
+      <w:r>
+        <w:rPr>
+          <w:color w:val="4472C4" w:themeColor="accent1"/>
+          <w:sz w:val="28"/>
+          <w:szCs w:val="28"/>
+          <w:lang w:val="en-US"/>
+        </w:rPr>
+        <w:t>s</w:t>
+      </w:r>
+      <w:r>
+        <w:rPr>
+          <w:color w:val="4472C4" w:themeColor="accent1"/>
+          <w:sz w:val="28"/>
+          <w:szCs w:val="28"/>
+          <w:lang w:val="en-US"/>
+        </w:rPr>
+        <w:t xml:space="preserve"> </w:t>
+      </w:r>
+      <w:r>
+        <w:rPr>
+          <w:color w:val="4472C4" w:themeColor="accent1"/>
+          <w:sz w:val="28"/>
+          <w:szCs w:val="28"/>
+          <w:lang w:val="en-US"/>
+        </w:rPr>
+        <w:t>do</w:t>
+      </w:r>
+      <w:r>
+        <w:rPr>
+          <w:color w:val="4472C4" w:themeColor="accent1"/>
+          <w:sz w:val="28"/>
+          <w:szCs w:val="28"/>
+          <w:lang w:val="en-US"/>
+        </w:rPr>
+        <w:t xml:space="preserve"> not have backing of mass classes of Indian however they are raising voice of large mass. </w:t>
+      </w:r>
+      <w:r>
+        <w:rPr>
+          <w:color w:val="4472C4" w:themeColor="accent1"/>
+          <w:sz w:val="28"/>
+          <w:szCs w:val="28"/>
+          <w:lang w:val="en-US"/>
+        </w:rPr>
+        <w:t xml:space="preserve">They </w:t>
+      </w:r>
+      <w:r>
+        <w:rPr>
+          <w:color w:val="4472C4" w:themeColor="accent1"/>
+          <w:sz w:val="28"/>
+          <w:szCs w:val="28"/>
+          <w:lang w:val="en-US"/>
+        </w:rPr>
+        <w:t>cannot</w:t>
+      </w:r>
+      <w:r>
+        <w:rPr>
+          <w:color w:val="4472C4" w:themeColor="accent1"/>
+          <w:sz w:val="28"/>
+          <w:szCs w:val="28"/>
+          <w:lang w:val="en-US"/>
+        </w:rPr>
+        <w:t xml:space="preserve"> create political resistant like protest without the backing of masses.</w:t>
+      </w:r>
+    </w:p>
+    <w:p>
+      <w:pPr>
+        <w:spacing w:before="240"/>
+        <w:jc w:val="both"/>
+        <w:rPr>
+          <w:color w:val="4472C4" w:themeColor="accent1"/>
+          <w:sz w:val="28"/>
+          <w:szCs w:val="28"/>
+          <w:lang w:val="en-US"/>
+        </w:rPr>
+      </w:pPr>
+      <w:r>
+        <w:rPr>
+          <w:color w:val="4472C4" w:themeColor="accent1"/>
+          <w:sz w:val="28"/>
+          <w:szCs w:val="28"/>
+          <w:lang w:val="en-US"/>
+        </w:rPr>
+        <w:t>Argument that showing political mendicancy:</w:t>
+      </w:r>
+    </w:p>
+    <w:p>
+      <w:pPr>
+        <w:pStyle w:val="ListParagraph"/>
+        <w:numPr>
+          <w:ilvl w:val="0"/>
+          <w:numId w:val="3"/>
+        </w:numPr>
+        <w:spacing w:before="240"/>
+        <w:jc w:val="both"/>
+        <w:rPr>
+          <w:color w:val="4472C4" w:themeColor="accent1"/>
+          <w:sz w:val="28"/>
+          <w:szCs w:val="28"/>
+          <w:lang w:val="en-US"/>
+        </w:rPr>
+      </w:pPr>
+      <w:r>
+        <w:rPr>
+          <w:color w:val="4472C4" w:themeColor="accent1"/>
+          <w:sz w:val="28"/>
+          <w:szCs w:val="28"/>
+          <w:lang w:val="en-US"/>
+        </w:rPr>
+        <w:t>in the 20 century some people(“extremist”) in association can see the failure of process of petition/prayer with last 2 decade.</w:t>
+      </w:r>
+    </w:p>
+    <w:p>
+      <w:pPr>
+        <w:pStyle w:val="ListParagraph"/>
+        <w:numPr>
+          <w:ilvl w:val="0"/>
+          <w:numId w:val="3"/>
+        </w:numPr>
+        <w:spacing w:before="240"/>
+        <w:jc w:val="both"/>
+        <w:rPr>
+          <w:color w:val="4472C4" w:themeColor="accent1"/>
+          <w:sz w:val="28"/>
+          <w:szCs w:val="28"/>
+          <w:lang w:val="en-US"/>
+        </w:rPr>
+      </w:pPr>
+      <w:r>
+        <w:rPr>
+          <w:color w:val="4472C4" w:themeColor="accent1"/>
+          <w:sz w:val="28"/>
+          <w:szCs w:val="28"/>
+          <w:lang w:val="en-US"/>
+        </w:rPr>
+        <w:t>Extremist believe in “</w:t>
+      </w:r>
+      <w:r>
+        <w:rPr>
+          <w:color w:val="4472C4" w:themeColor="accent1"/>
+          <w:sz w:val="28"/>
+          <w:szCs w:val="28"/>
+          <w:lang w:val="en-US"/>
+        </w:rPr>
+        <w:t>swaraj” (</w:t>
+      </w:r>
+      <w:r>
+        <w:rPr>
+          <w:color w:val="4472C4" w:themeColor="accent1"/>
+          <w:sz w:val="28"/>
+          <w:szCs w:val="28"/>
+          <w:lang w:val="en-US"/>
+        </w:rPr>
+        <w:t>complete independence) to achieve that some other methods than moderates are also supported and accepted by the extremist.</w:t>
+      </w:r>
+    </w:p>
+    <w:p>
+      <w:pPr>
+        <w:pStyle w:val="ListParagraph"/>
+        <w:numPr>
+          <w:ilvl w:val="0"/>
+          <w:numId w:val="3"/>
+        </w:numPr>
+        <w:spacing w:before="240"/>
+        <w:jc w:val="both"/>
+        <w:rPr>
+          <w:color w:val="4472C4" w:themeColor="accent1"/>
+          <w:sz w:val="28"/>
+          <w:szCs w:val="28"/>
+          <w:lang w:val="en-US"/>
+        </w:rPr>
+      </w:pPr>
+      <w:r>
+        <w:rPr>
+          <w:color w:val="4472C4" w:themeColor="accent1"/>
+          <w:sz w:val="28"/>
+          <w:szCs w:val="28"/>
+          <w:lang w:val="en-US"/>
+        </w:rPr>
+        <w:t xml:space="preserve">In view of extremist the </w:t>
+      </w:r>
+      <w:r>
+        <w:rPr>
+          <w:color w:val="4472C4" w:themeColor="accent1"/>
+          <w:sz w:val="28"/>
+          <w:szCs w:val="28"/>
+          <w:lang w:val="en-US"/>
+        </w:rPr>
+        <w:t>moderates’</w:t>
+      </w:r>
+      <w:r>
+        <w:rPr>
+          <w:color w:val="4472C4" w:themeColor="accent1"/>
+          <w:sz w:val="28"/>
+          <w:szCs w:val="28"/>
+          <w:lang w:val="en-US"/>
+        </w:rPr>
+        <w:t xml:space="preserve"> polities are political mendicancy that is cause of failure in issue raising </w:t>
+      </w:r>
+      <w:r>
+        <w:rPr>
+          <w:color w:val="4472C4" w:themeColor="accent1"/>
+          <w:sz w:val="28"/>
+          <w:szCs w:val="28"/>
+          <w:lang w:val="en-US"/>
+        </w:rPr>
+        <w:t>Indian people.</w:t>
+      </w:r>
+    </w:p>
+    <w:p>
+      <w:pPr>
+        <w:pBdr>
+          <w:bottom w:val="single" w:sz="6" w:space="1" w:color="auto"/>
+        </w:pBdr>
+        <w:spacing w:before="240"/>
+        <w:ind w:left="360"/>
+        <w:jc w:val="both"/>
+        <w:rPr>
+          <w:color w:val="4472C4" w:themeColor="accent1"/>
+          <w:sz w:val="28"/>
+          <w:szCs w:val="28"/>
+          <w:lang w:val="en-US"/>
+        </w:rPr>
+      </w:pPr>
+      <w:r>
+        <w:rPr>
+          <w:color w:val="4472C4" w:themeColor="accent1"/>
+          <w:sz w:val="28"/>
+          <w:szCs w:val="28"/>
+          <w:lang w:val="en-US"/>
+        </w:rPr>
+        <w:t xml:space="preserve">Depending upon the time and situation in India like illiteracy, caste problem, un-unitedness in Indian moderates </w:t>
+      </w:r>
+      <w:r>
+        <w:rPr>
+          <w:color w:val="4472C4" w:themeColor="accent1"/>
+          <w:sz w:val="28"/>
+          <w:szCs w:val="28"/>
+          <w:lang w:val="en-US"/>
+        </w:rPr>
+        <w:t>is</w:t>
+      </w:r>
+      <w:r>
+        <w:rPr>
+          <w:color w:val="4472C4" w:themeColor="accent1"/>
+          <w:sz w:val="28"/>
+          <w:szCs w:val="28"/>
+          <w:lang w:val="en-US"/>
+        </w:rPr>
+        <w:t xml:space="preserve"> chose best option for fight/raise voice against the British.</w:t>
+      </w:r>
+    </w:p>
+    <w:p>
+      <w:pPr>
+        <w:spacing w:before="240"/>
+        <w:jc w:val="both"/>
+        <w:rPr>
+          <w:color w:val="FF0000"/>
+          <w:sz w:val="24"/>
+          <w:szCs w:val="24"/>
+          <w:lang w:val="en-US"/>
+        </w:rPr>
+      </w:pPr>
+    </w:p>
+    <w:p>
+      <w:pPr>
+        <w:spacing w:before="240"/>
+        <w:jc w:val="both"/>
+        <w:rPr>
+          <w:color w:val="FF0000"/>
+          <w:sz w:val="24"/>
+          <w:szCs w:val="24"/>
+          <w:lang w:val="en-US"/>
+        </w:rPr>
+      </w:pPr>
+    </w:p>
+    <w:p>
+      <w:pPr>
+        <w:spacing w:before="240"/>
+        <w:jc w:val="both"/>
+        <w:rPr>
+          <w:color w:val="FF0000"/>
+          <w:sz w:val="24"/>
+          <w:szCs w:val="24"/>
+          <w:lang w:val="en-US"/>
+        </w:rPr>
+      </w:pPr>
+      <w:r>
+        <w:rPr>
+          <w:color w:val="FF0000"/>
+          <w:sz w:val="24"/>
+          <w:szCs w:val="24"/>
+          <w:lang w:val="en-US"/>
+        </w:rPr>
+        <w:t xml:space="preserve">Causes       </w:t>
+      </w:r>
+    </w:p>
+    <w:p>
+      <w:pPr>
+        <w:pStyle w:val="ListParagraph"/>
+        <w:numPr>
+          <w:ilvl w:val="0"/>
+          <w:numId w:val="4"/>
+        </w:numPr>
+        <w:spacing w:before="240"/>
+        <w:jc w:val="both"/>
+        <w:rPr>
+          <w:color w:val="FF0000"/>
+          <w:sz w:val="24"/>
+          <w:szCs w:val="24"/>
+          <w:lang w:val="en-US"/>
+        </w:rPr>
+      </w:pPr>
+      <w:r>
+        <w:rPr>
+          <w:color w:val="FF0000"/>
+          <w:sz w:val="24"/>
+          <w:szCs w:val="24"/>
+          <w:lang w:val="en-US"/>
+        </w:rPr>
+        <w:t xml:space="preserve">Leadership </w:t>
+      </w:r>
+    </w:p>
+    <w:p>
+      <w:pPr>
+        <w:pStyle w:val="ListParagraph"/>
+        <w:numPr>
+          <w:ilvl w:val="0"/>
+          <w:numId w:val="4"/>
+        </w:numPr>
+        <w:spacing w:before="240"/>
+        <w:jc w:val="both"/>
+        <w:rPr>
+          <w:color w:val="FF0000"/>
+          <w:sz w:val="24"/>
+          <w:szCs w:val="24"/>
+          <w:lang w:val="en-US"/>
+        </w:rPr>
+      </w:pPr>
+      <w:r>
+        <w:rPr>
+          <w:color w:val="FF0000"/>
+          <w:sz w:val="24"/>
+          <w:szCs w:val="24"/>
+          <w:lang w:val="en-US"/>
+        </w:rPr>
+        <w:t>Organization</w:t>
+      </w:r>
+    </w:p>
+    <w:p>
+      <w:pPr>
+        <w:pStyle w:val="ListParagraph"/>
+        <w:numPr>
+          <w:ilvl w:val="0"/>
+          <w:numId w:val="4"/>
+        </w:numPr>
+        <w:spacing w:before="240"/>
+        <w:jc w:val="both"/>
+        <w:rPr>
+          <w:color w:val="FF0000"/>
+          <w:sz w:val="24"/>
+          <w:szCs w:val="24"/>
+          <w:lang w:val="en-US"/>
+        </w:rPr>
+      </w:pPr>
+      <w:r>
+        <w:rPr>
+          <w:color w:val="FF0000"/>
+          <w:sz w:val="24"/>
+          <w:szCs w:val="24"/>
+          <w:lang w:val="en-US"/>
+        </w:rPr>
+        <w:t>Method/program</w:t>
+      </w:r>
+    </w:p>
+    <w:p>
+      <w:pPr>
+        <w:pStyle w:val="ListParagraph"/>
+        <w:numPr>
+          <w:ilvl w:val="0"/>
+          <w:numId w:val="4"/>
+        </w:numPr>
+        <w:spacing w:before="240"/>
+        <w:jc w:val="both"/>
+        <w:rPr>
+          <w:color w:val="FF0000"/>
+          <w:sz w:val="24"/>
+          <w:szCs w:val="24"/>
+          <w:lang w:val="en-US"/>
+        </w:rPr>
+      </w:pPr>
+      <w:r>
+        <w:rPr>
+          <w:color w:val="FF0000"/>
+          <w:sz w:val="24"/>
+          <w:szCs w:val="24"/>
+          <w:lang w:val="en-US"/>
+        </w:rPr>
+        <w:t>Social composition</w:t>
+      </w:r>
+    </w:p>
+    <w:p>
+      <w:pPr>
+        <w:pStyle w:val="ListParagraph"/>
+        <w:numPr>
+          <w:ilvl w:val="0"/>
+          <w:numId w:val="4"/>
+        </w:numPr>
+        <w:spacing w:before="240"/>
+        <w:jc w:val="both"/>
+        <w:rPr>
+          <w:color w:val="FF0000"/>
+          <w:sz w:val="24"/>
+          <w:szCs w:val="24"/>
+          <w:lang w:val="en-US"/>
+        </w:rPr>
+      </w:pPr>
+      <w:r>
+        <w:rPr>
+          <w:color w:val="FF0000"/>
+          <w:sz w:val="24"/>
+          <w:szCs w:val="24"/>
+          <w:lang w:val="en-US"/>
+        </w:rPr>
+        <w:lastRenderedPageBreak/>
+        <w:t xml:space="preserve">Region movement </w:t>
+      </w:r>
+    </w:p>
+    <w:p>
+      <w:pPr>
+        <w:pStyle w:val="ListParagraph"/>
+        <w:numPr>
+          <w:ilvl w:val="0"/>
+          <w:numId w:val="4"/>
+        </w:numPr>
+        <w:spacing w:before="240"/>
+        <w:jc w:val="both"/>
+        <w:rPr>
+          <w:color w:val="FF0000"/>
+          <w:sz w:val="24"/>
+          <w:szCs w:val="24"/>
+          <w:lang w:val="en-US"/>
+        </w:rPr>
+      </w:pPr>
+      <w:r>
+        <w:rPr>
+          <w:color w:val="FF0000"/>
+          <w:sz w:val="24"/>
+          <w:szCs w:val="24"/>
+          <w:lang w:val="en-US"/>
+        </w:rPr>
+        <w:t>Ideology</w:t>
+      </w:r>
+    </w:p>
+    <w:p>
+      <w:pPr>
+        <w:pStyle w:val="ListParagraph"/>
+        <w:spacing w:before="240"/>
+        <w:ind w:left="1080"/>
+        <w:jc w:val="both"/>
+        <w:rPr>
+          <w:color w:val="FF0000"/>
+          <w:sz w:val="24"/>
+          <w:szCs w:val="24"/>
+          <w:lang w:val="en-US"/>
+        </w:rPr>
+      </w:pPr>
+    </w:p>
+    <w:p>
+      <w:pPr>
+        <w:pBdr>
+          <w:bottom w:val="single" w:sz="6" w:space="1" w:color="auto"/>
+        </w:pBdr>
+        <w:spacing w:before="240"/>
+        <w:jc w:val="both"/>
+        <w:rPr>
+          <w:color w:val="FF0000"/>
+          <w:sz w:val="24"/>
+          <w:szCs w:val="24"/>
+          <w:lang w:val="en-US"/>
+        </w:rPr>
+      </w:pPr>
+      <w:r>
+        <w:rPr>
+          <w:color w:val="FF0000"/>
+          <w:sz w:val="24"/>
+          <w:szCs w:val="24"/>
+          <w:lang w:val="en-US"/>
+        </w:rPr>
+        <w:t>Consequences.</w:t>
+      </w:r>
+    </w:p>
+    <w:p>
+      <w:pPr>
+        <w:spacing w:before="240"/>
+        <w:jc w:val="both"/>
+        <w:rPr>
+          <w:color w:val="FF0000"/>
+          <w:sz w:val="28"/>
+          <w:szCs w:val="28"/>
+          <w:lang w:val="en-US"/>
+        </w:rPr>
+      </w:pPr>
+      <w:r>
+        <w:rPr>
+          <w:color w:val="FF0000"/>
+          <w:sz w:val="28"/>
+          <w:szCs w:val="28"/>
+          <w:lang w:val="en-US"/>
+        </w:rPr>
+        <w:t>Q1) swadeshi movement is described as the best expression of extremist in politics discuss.10 M</w:t>
+      </w:r>
+    </w:p>
+    <w:p>
+      <w:pPr>
+        <w:spacing w:before="240"/>
+        <w:jc w:val="both"/>
+        <w:rPr>
+          <w:color w:val="FF0000"/>
+          <w:sz w:val="28"/>
+          <w:szCs w:val="28"/>
+          <w:lang w:val="en-US"/>
+        </w:rPr>
+      </w:pPr>
+      <w:r>
+        <w:rPr>
+          <w:color w:val="FF0000"/>
+          <w:sz w:val="28"/>
+          <w:szCs w:val="28"/>
+          <w:lang w:val="en-US"/>
+        </w:rPr>
+        <w:t>Q2) swadeshi movement, although pre-Gandhian anticipated almost all the Gandhian methods of protest 10M</w:t>
+      </w:r>
+    </w:p>
+    <w:p>
+      <w:pPr>
+        <w:spacing w:before="240"/>
+        <w:jc w:val="both"/>
+        <w:rPr>
+          <w:color w:val="FF0000"/>
+          <w:sz w:val="28"/>
+          <w:szCs w:val="28"/>
+          <w:lang w:val="en-US"/>
+        </w:rPr>
+      </w:pPr>
+      <w:r>
+        <w:rPr>
+          <w:color w:val="FF0000"/>
+          <w:sz w:val="28"/>
+          <w:szCs w:val="28"/>
+          <w:lang w:val="en-US"/>
+        </w:rPr>
+        <w:t xml:space="preserve">Q3) if Aurobindo was the high priest, </w:t>
+      </w:r>
+      <w:r>
+        <w:rPr>
+          <w:color w:val="FF0000"/>
+          <w:sz w:val="28"/>
+          <w:szCs w:val="28"/>
+          <w:lang w:val="en-US"/>
+        </w:rPr>
+        <w:t>Rabindranath</w:t>
+      </w:r>
+      <w:r>
+        <w:rPr>
+          <w:color w:val="FF0000"/>
+          <w:sz w:val="28"/>
+          <w:szCs w:val="28"/>
+          <w:lang w:val="en-US"/>
+        </w:rPr>
+        <w:t xml:space="preserve"> was the great poet of swadeshi movement. 10 m</w:t>
+      </w:r>
+    </w:p>
+    <w:p>
+      <w:pPr>
+        <w:spacing w:before="240"/>
+        <w:jc w:val="both"/>
+        <w:rPr>
+          <w:color w:val="4472C4" w:themeColor="accent1"/>
+          <w:sz w:val="28"/>
+          <w:szCs w:val="28"/>
+          <w:lang w:val="en-US"/>
+        </w:rPr>
+      </w:pPr>
+      <w:r>
+        <w:rPr>
+          <w:color w:val="4472C4" w:themeColor="accent1"/>
+          <w:sz w:val="28"/>
+          <w:szCs w:val="28"/>
+          <w:lang w:val="en-US"/>
+        </w:rPr>
+        <w:t>Intro for the above question</w:t>
+      </w:r>
+    </w:p>
+    <w:p>
+      <w:pPr>
+        <w:pStyle w:val="ListParagraph"/>
+        <w:numPr>
+          <w:ilvl w:val="0"/>
+          <w:numId w:val="6"/>
+        </w:numPr>
+        <w:spacing w:before="240"/>
+        <w:jc w:val="both"/>
+        <w:rPr>
+          <w:color w:val="4472C4" w:themeColor="accent1"/>
+          <w:sz w:val="28"/>
+          <w:szCs w:val="28"/>
+          <w:lang w:val="en-US"/>
+        </w:rPr>
+      </w:pPr>
+      <w:r>
+        <w:rPr>
+          <w:color w:val="4472C4" w:themeColor="accent1"/>
+          <w:sz w:val="28"/>
+          <w:szCs w:val="28"/>
+          <w:lang w:val="en-US"/>
+        </w:rPr>
+        <w:t xml:space="preserve">In the early 20 century extremist </w:t>
+      </w:r>
+      <w:r>
+        <w:rPr>
+          <w:color w:val="4472C4" w:themeColor="accent1"/>
+          <w:sz w:val="28"/>
+          <w:szCs w:val="28"/>
+          <w:lang w:val="en-US"/>
+        </w:rPr>
+        <w:t xml:space="preserve">saw the failure of </w:t>
+      </w:r>
+      <w:r>
+        <w:rPr>
+          <w:color w:val="4472C4" w:themeColor="accent1"/>
+          <w:sz w:val="28"/>
+          <w:szCs w:val="28"/>
+          <w:lang w:val="en-US"/>
+        </w:rPr>
+        <w:t>method of moderate prayer /petition. They come with best method to resist the</w:t>
+      </w:r>
+      <w:r>
+        <w:rPr>
+          <w:color w:val="4472C4" w:themeColor="accent1"/>
+          <w:sz w:val="28"/>
+          <w:szCs w:val="28"/>
+          <w:lang w:val="en-US"/>
+        </w:rPr>
+        <w:t xml:space="preserve"> various exploitation Indian society and also partition of B</w:t>
+      </w:r>
+      <w:r>
+        <w:rPr>
+          <w:color w:val="4472C4" w:themeColor="accent1"/>
+          <w:sz w:val="28"/>
+          <w:szCs w:val="28"/>
+          <w:lang w:val="en-US"/>
+        </w:rPr>
+        <w:t>e</w:t>
+      </w:r>
+      <w:r>
+        <w:rPr>
+          <w:color w:val="4472C4" w:themeColor="accent1"/>
+          <w:sz w:val="28"/>
+          <w:szCs w:val="28"/>
+          <w:lang w:val="en-US"/>
+        </w:rPr>
+        <w:t>ngal against united educated society</w:t>
+      </w:r>
+      <w:r>
+        <w:rPr>
+          <w:color w:val="4472C4" w:themeColor="accent1"/>
+          <w:sz w:val="28"/>
+          <w:szCs w:val="28"/>
+          <w:lang w:val="en-US"/>
+        </w:rPr>
+        <w:t>. By boycott foreign goods and turns to swadeshi goods.</w:t>
+      </w:r>
+    </w:p>
+    <w:p>
+      <w:pPr>
+        <w:pStyle w:val="ListParagraph"/>
+        <w:spacing w:before="240"/>
+        <w:jc w:val="both"/>
+        <w:rPr>
+          <w:color w:val="4472C4" w:themeColor="accent1"/>
+          <w:sz w:val="28"/>
+          <w:szCs w:val="28"/>
+          <w:lang w:val="en-US"/>
+        </w:rPr>
+      </w:pPr>
+    </w:p>
+    <w:p>
+      <w:pPr>
+        <w:pStyle w:val="ListParagraph"/>
+        <w:numPr>
+          <w:ilvl w:val="0"/>
+          <w:numId w:val="6"/>
+        </w:numPr>
+        <w:spacing w:before="240"/>
+        <w:jc w:val="both"/>
+        <w:rPr>
+          <w:color w:val="4472C4" w:themeColor="accent1"/>
+          <w:sz w:val="28"/>
+          <w:szCs w:val="28"/>
+          <w:lang w:val="en-US"/>
+        </w:rPr>
+      </w:pPr>
+      <w:r>
+        <w:rPr>
+          <w:color w:val="4472C4" w:themeColor="accent1"/>
+          <w:sz w:val="28"/>
+          <w:szCs w:val="28"/>
+          <w:lang w:val="en-US"/>
+        </w:rPr>
+        <w:t>Anti-colonial movement against British went through multiple phases. But they have common agenda to remove British from India. they were expressed in different way depending upon time and situation of Indian society.</w:t>
+      </w:r>
+    </w:p>
+    <w:p>
+      <w:pPr>
+        <w:pStyle w:val="ListParagraph"/>
+        <w:spacing w:before="240"/>
+        <w:jc w:val="both"/>
+        <w:rPr>
+          <w:color w:val="4472C4" w:themeColor="accent1"/>
+          <w:sz w:val="28"/>
+          <w:szCs w:val="28"/>
+          <w:lang w:val="en-US"/>
+        </w:rPr>
+      </w:pPr>
+    </w:p>
+    <w:p>
+      <w:pPr>
+        <w:pStyle w:val="ListParagraph"/>
+        <w:numPr>
+          <w:ilvl w:val="0"/>
+          <w:numId w:val="6"/>
+        </w:numPr>
+        <w:spacing w:before="240"/>
+        <w:jc w:val="both"/>
+        <w:rPr>
+          <w:color w:val="4472C4" w:themeColor="accent1"/>
+          <w:sz w:val="28"/>
+          <w:szCs w:val="28"/>
+          <w:lang w:val="en-US"/>
+        </w:rPr>
+      </w:pPr>
+      <w:r>
+        <w:rPr>
+          <w:color w:val="4472C4" w:themeColor="accent1"/>
+          <w:sz w:val="28"/>
+          <w:szCs w:val="28"/>
+          <w:lang w:val="en-US"/>
+        </w:rPr>
+        <w:t>Here ideas priest /poet cultural aspect and literature aspect of swadeshi moment should highlight.</w:t>
+      </w:r>
+    </w:p>
+    <w:p>
+      <w:pPr>
+        <w:spacing w:before="240"/>
+        <w:jc w:val="both"/>
+        <w:rPr>
+          <w:color w:val="4472C4" w:themeColor="accent1"/>
+          <w:sz w:val="28"/>
+          <w:szCs w:val="28"/>
+          <w:lang w:val="en-US"/>
+        </w:rPr>
+      </w:pPr>
+    </w:p>
+    <w:p>
+      <w:pPr>
+        <w:spacing w:before="240"/>
+        <w:jc w:val="both"/>
+        <w:rPr>
+          <w:color w:val="4472C4" w:themeColor="accent1"/>
+          <w:sz w:val="28"/>
+          <w:szCs w:val="28"/>
+          <w:lang w:val="en-US"/>
+        </w:rPr>
+      </w:pPr>
+    </w:p>
+    <w:p>
+      <w:pPr>
+        <w:spacing w:before="240"/>
+        <w:jc w:val="both"/>
+        <w:rPr>
+          <w:color w:val="4472C4" w:themeColor="accent1"/>
+          <w:sz w:val="28"/>
+          <w:szCs w:val="28"/>
+          <w:lang w:val="en-US"/>
+        </w:rPr>
+      </w:pPr>
+      <w:r>
+        <w:rPr>
+          <w:color w:val="4472C4" w:themeColor="accent1"/>
+          <w:sz w:val="28"/>
+          <w:szCs w:val="28"/>
+          <w:lang w:val="en-US"/>
+        </w:rPr>
+        <w:t xml:space="preserve">Intro </w:t>
+      </w:r>
+    </w:p>
+    <w:p>
+      <w:pPr>
+        <w:pStyle w:val="ListParagraph"/>
+        <w:numPr>
+          <w:ilvl w:val="0"/>
+          <w:numId w:val="5"/>
+        </w:numPr>
+        <w:spacing w:before="240"/>
+        <w:jc w:val="both"/>
+        <w:rPr>
+          <w:color w:val="4472C4" w:themeColor="accent1"/>
+          <w:sz w:val="28"/>
+          <w:szCs w:val="28"/>
+          <w:lang w:val="en-US"/>
+        </w:rPr>
+      </w:pPr>
+      <w:r>
+        <w:rPr>
+          <w:color w:val="4472C4" w:themeColor="accent1"/>
+          <w:sz w:val="28"/>
+          <w:szCs w:val="28"/>
+          <w:lang w:val="en-US"/>
+        </w:rPr>
+        <w:t xml:space="preserve">Fact /data:  swadeshi movement started in the 1905 to oppose the partition of the </w:t>
+      </w:r>
+      <w:r>
+        <w:rPr>
+          <w:color w:val="4472C4" w:themeColor="accent1"/>
+          <w:sz w:val="28"/>
+          <w:szCs w:val="28"/>
+          <w:lang w:val="en-US"/>
+        </w:rPr>
+        <w:t>Bengal</w:t>
+      </w:r>
+      <w:r>
+        <w:rPr>
+          <w:color w:val="4472C4" w:themeColor="accent1"/>
+          <w:sz w:val="28"/>
+          <w:szCs w:val="28"/>
+          <w:lang w:val="en-US"/>
+        </w:rPr>
+        <w:t xml:space="preserve"> with Lord Curzon policy.</w:t>
+      </w:r>
+    </w:p>
+    <w:p>
+      <w:pPr>
+        <w:pStyle w:val="ListParagraph"/>
+        <w:numPr>
+          <w:ilvl w:val="0"/>
+          <w:numId w:val="5"/>
+        </w:numPr>
+        <w:spacing w:before="240"/>
+        <w:jc w:val="both"/>
+        <w:rPr>
+          <w:color w:val="4472C4" w:themeColor="accent1"/>
+          <w:sz w:val="28"/>
+          <w:szCs w:val="28"/>
+          <w:lang w:val="en-US"/>
+        </w:rPr>
+      </w:pPr>
+      <w:r>
+        <w:rPr>
+          <w:color w:val="4472C4" w:themeColor="accent1"/>
+          <w:sz w:val="28"/>
+          <w:szCs w:val="28"/>
+          <w:lang w:val="en-US"/>
+        </w:rPr>
+        <w:t xml:space="preserve">Turn/keyword: </w:t>
+      </w:r>
+      <w:r>
+        <w:rPr>
+          <w:color w:val="4472C4" w:themeColor="accent1"/>
+          <w:sz w:val="28"/>
+          <w:szCs w:val="28"/>
+          <w:lang w:val="en-US"/>
+        </w:rPr>
+        <w:t xml:space="preserve">search the keyword </w:t>
+      </w:r>
+    </w:p>
+    <w:p>
+      <w:pPr>
+        <w:pStyle w:val="ListParagraph"/>
+        <w:numPr>
+          <w:ilvl w:val="0"/>
+          <w:numId w:val="5"/>
+        </w:numPr>
+        <w:spacing w:before="240"/>
+        <w:jc w:val="both"/>
+        <w:rPr>
+          <w:color w:val="4472C4" w:themeColor="accent1"/>
+          <w:sz w:val="28"/>
+          <w:szCs w:val="28"/>
+          <w:lang w:val="en-US"/>
+        </w:rPr>
+      </w:pPr>
+      <w:r>
+        <w:rPr>
+          <w:color w:val="4472C4" w:themeColor="accent1"/>
+          <w:sz w:val="28"/>
+          <w:szCs w:val="28"/>
+          <w:lang w:val="en-US"/>
+        </w:rPr>
+        <w:t>Intro should not be conclusion above summarization to topic.</w:t>
+      </w:r>
+    </w:p>
+    <w:p>
+      <w:pPr>
+        <w:spacing w:before="240"/>
+        <w:jc w:val="both"/>
+        <w:rPr>
+          <w:color w:val="4472C4" w:themeColor="accent1"/>
+          <w:sz w:val="28"/>
+          <w:szCs w:val="28"/>
           <w:lang w:val="en-US"/>
         </w:rPr>
       </w:pPr>
@@ -308,6 +1687,273 @@
 <file path=word/numbering.xml><?xml version="1.0" encoding="utf-8"?>
 <w:numbering xmlns:wpc="http://schemas.microsoft.com/office/word/2010/wordprocessingCanvas" xmlns:cx="http://schemas.microsoft.com/office/drawing/2014/chartex" xmlns:cx1="http://schemas.microsoft.com/office/drawing/2015/9/8/chartex" xmlns:cx2="http://schemas.microsoft.com/office/drawing/2015/10/21/chartex" xmlns:cx3="http://schemas.microsoft.com/office/drawing/2016/5/9/chartex" xmlns:cx4="http://schemas.microsoft.com/office/drawing/2016/5/10/chartex" xmlns:cx5="http://schemas.microsoft.com/office/drawing/2016/5/11/chartex" xmlns:cx6="http://schemas.microsoft.com/office/drawing/2016/5/12/chartex" xmlns:cx7="http://schemas.microsoft.com/office/drawing/2016/5/13/chartex" xmlns:cx8="http://schemas.microsoft.com/office/drawing/2016/5/14/chartex" xmlns:mc="http://schemas.openxmlformats.org/markup-compatibility/2006" xmlns:aink="http://schemas.microsoft.com/office/drawing/2016/ink" xmlns:am3d="http://schemas.microsoft.com/office/drawing/2017/model3d" xmlns:o="urn:schemas-microsoft-com:office:office" xmlns:r="http://schemas.openxmlformats.org/officeDocument/2006/relationships" xmlns:m="http://schemas.openxmlformats.org/officeDocument/2006/math" xmlns:v="urn:schemas-microsoft-com:vml" xmlns:wp14="http://schemas.microsoft.com/office/word/2010/wordprocessingDrawing" xmlns:wp="http://schemas.openxmlformats.org/drawingml/2006/wordprocessingDrawing" xmlns:w10="urn:schemas-microsoft-com:office:word" xmlns:w="http://schemas.openxmlformats.org/wordprocessingml/2006/main" xmlns:w14="http://schemas.microsoft.com/office/word/2010/wordml" xmlns:w15="http://schemas.microsoft.com/office/word/2012/wordml" xmlns:w16cex="http://schemas.microsoft.com/office/word/2018/wordml/cex" xmlns:w16cid="http://schemas.microsoft.com/office/word/2016/wordml/cid" xmlns:w16="http://schemas.microsoft.com/office/word/2018/wordml" xmlns:w16sdtdh="http://schemas.microsoft.com/office/word/2020/wordml/sdtdatahash" xmlns:w16se="http://schemas.microsoft.com/office/word/2015/wordml/symex" xmlns:wpg="http://schemas.microsoft.com/office/word/2010/wordprocessingGroup" xmlns:wpi="http://schemas.microsoft.com/office/word/2010/wordprocessingInk" xmlns:wne="http://schemas.microsoft.com/office/word/2006/wordml" xmlns:wps="http://schemas.microsoft.com/office/word/2010/wordprocessingShape" mc:Ignorable="w14 w15 w16se w16cid w16 w16cex w16sdtdh wp14">
   <w:abstractNum w:abstractNumId="0" w15:restartNumberingAfterBreak="0">
+    <w:nsid w:val="2D7E7AD2"/>
+    <w:multiLevelType w:val="hybridMultilevel"/>
+    <w:tmpl w:val="92148B56"/>
+    <w:lvl w:ilvl="0" w:tplc="40090011">
+      <w:start w:val="1"/>
+      <w:numFmt w:val="decimal"/>
+      <w:lvlText w:val="%1)"/>
+      <w:lvlJc w:val="left"/>
+      <w:pPr>
+        <w:ind w:left="720" w:hanging="360"/>
+      </w:pPr>
+      <w:rPr>
+        <w:rFonts w:hint="default"/>
+      </w:rPr>
+    </w:lvl>
+    <w:lvl w:ilvl="1" w:tplc="40090019" w:tentative="1">
+      <w:start w:val="1"/>
+      <w:numFmt w:val="lowerLetter"/>
+      <w:lvlText w:val="%2."/>
+      <w:lvlJc w:val="left"/>
+      <w:pPr>
+        <w:ind w:left="1440" w:hanging="360"/>
+      </w:pPr>
+    </w:lvl>
+    <w:lvl w:ilvl="2" w:tplc="4009001B" w:tentative="1">
+      <w:start w:val="1"/>
+      <w:numFmt w:val="lowerRoman"/>
+      <w:lvlText w:val="%3."/>
+      <w:lvlJc w:val="right"/>
+      <w:pPr>
+        <w:ind w:left="2160" w:hanging="180"/>
+      </w:pPr>
+    </w:lvl>
+    <w:lvl w:ilvl="3" w:tplc="4009000F" w:tentative="1">
+      <w:start w:val="1"/>
+      <w:numFmt w:val="decimal"/>
+      <w:lvlText w:val="%4."/>
+      <w:lvlJc w:val="left"/>
+      <w:pPr>
+        <w:ind w:left="2880" w:hanging="360"/>
+      </w:pPr>
+    </w:lvl>
+    <w:lvl w:ilvl="4" w:tplc="40090019" w:tentative="1">
+      <w:start w:val="1"/>
+      <w:numFmt w:val="lowerLetter"/>
+      <w:lvlText w:val="%5."/>
+      <w:lvlJc w:val="left"/>
+      <w:pPr>
+        <w:ind w:left="3600" w:hanging="360"/>
+      </w:pPr>
+    </w:lvl>
+    <w:lvl w:ilvl="5" w:tplc="4009001B" w:tentative="1">
+      <w:start w:val="1"/>
+      <w:numFmt w:val="lowerRoman"/>
+      <w:lvlText w:val="%6."/>
+      <w:lvlJc w:val="right"/>
+      <w:pPr>
+        <w:ind w:left="4320" w:hanging="180"/>
+      </w:pPr>
+    </w:lvl>
+    <w:lvl w:ilvl="6" w:tplc="4009000F" w:tentative="1">
+      <w:start w:val="1"/>
+      <w:numFmt w:val="decimal"/>
+      <w:lvlText w:val="%7."/>
+      <w:lvlJc w:val="left"/>
+      <w:pPr>
+        <w:ind w:left="5040" w:hanging="360"/>
+      </w:pPr>
+    </w:lvl>
+    <w:lvl w:ilvl="7" w:tplc="40090019" w:tentative="1">
+      <w:start w:val="1"/>
+      <w:numFmt w:val="lowerLetter"/>
+      <w:lvlText w:val="%8."/>
+      <w:lvlJc w:val="left"/>
+      <w:pPr>
+        <w:ind w:left="5760" w:hanging="360"/>
+      </w:pPr>
+    </w:lvl>
+    <w:lvl w:ilvl="8" w:tplc="4009001B" w:tentative="1">
+      <w:start w:val="1"/>
+      <w:numFmt w:val="lowerRoman"/>
+      <w:lvlText w:val="%9."/>
+      <w:lvlJc w:val="right"/>
+      <w:pPr>
+        <w:ind w:left="6480" w:hanging="180"/>
+      </w:pPr>
+    </w:lvl>
+  </w:abstractNum>
+  <w:abstractNum w:abstractNumId="1" w15:restartNumberingAfterBreak="0">
+    <w:nsid w:val="2F9E0628"/>
+    <w:multiLevelType w:val="hybridMultilevel"/>
+    <w:tmpl w:val="FCC6C346"/>
+    <w:lvl w:ilvl="0" w:tplc="40090011">
+      <w:start w:val="1"/>
+      <w:numFmt w:val="decimal"/>
+      <w:lvlText w:val="%1)"/>
+      <w:lvlJc w:val="left"/>
+      <w:pPr>
+        <w:ind w:left="720" w:hanging="360"/>
+      </w:pPr>
+      <w:rPr>
+        <w:rFonts w:hint="default"/>
+      </w:rPr>
+    </w:lvl>
+    <w:lvl w:ilvl="1" w:tplc="40090019" w:tentative="1">
+      <w:start w:val="1"/>
+      <w:numFmt w:val="lowerLetter"/>
+      <w:lvlText w:val="%2."/>
+      <w:lvlJc w:val="left"/>
+      <w:pPr>
+        <w:ind w:left="1440" w:hanging="360"/>
+      </w:pPr>
+    </w:lvl>
+    <w:lvl w:ilvl="2" w:tplc="4009001B" w:tentative="1">
+      <w:start w:val="1"/>
+      <w:numFmt w:val="lowerRoman"/>
+      <w:lvlText w:val="%3."/>
+      <w:lvlJc w:val="right"/>
+      <w:pPr>
+        <w:ind w:left="2160" w:hanging="180"/>
+      </w:pPr>
+    </w:lvl>
+    <w:lvl w:ilvl="3" w:tplc="4009000F" w:tentative="1">
+      <w:start w:val="1"/>
+      <w:numFmt w:val="decimal"/>
+      <w:lvlText w:val="%4."/>
+      <w:lvlJc w:val="left"/>
+      <w:pPr>
+        <w:ind w:left="2880" w:hanging="360"/>
+      </w:pPr>
+    </w:lvl>
+    <w:lvl w:ilvl="4" w:tplc="40090019" w:tentative="1">
+      <w:start w:val="1"/>
+      <w:numFmt w:val="lowerLetter"/>
+      <w:lvlText w:val="%5."/>
+      <w:lvlJc w:val="left"/>
+      <w:pPr>
+        <w:ind w:left="3600" w:hanging="360"/>
+      </w:pPr>
+    </w:lvl>
+    <w:lvl w:ilvl="5" w:tplc="4009001B" w:tentative="1">
+      <w:start w:val="1"/>
+      <w:numFmt w:val="lowerRoman"/>
+      <w:lvlText w:val="%6."/>
+      <w:lvlJc w:val="right"/>
+      <w:pPr>
+        <w:ind w:left="4320" w:hanging="180"/>
+      </w:pPr>
+    </w:lvl>
+    <w:lvl w:ilvl="6" w:tplc="4009000F" w:tentative="1">
+      <w:start w:val="1"/>
+      <w:numFmt w:val="decimal"/>
+      <w:lvlText w:val="%7."/>
+      <w:lvlJc w:val="left"/>
+      <w:pPr>
+        <w:ind w:left="5040" w:hanging="360"/>
+      </w:pPr>
+    </w:lvl>
+    <w:lvl w:ilvl="7" w:tplc="40090019" w:tentative="1">
+      <w:start w:val="1"/>
+      <w:numFmt w:val="lowerLetter"/>
+      <w:lvlText w:val="%8."/>
+      <w:lvlJc w:val="left"/>
+      <w:pPr>
+        <w:ind w:left="5760" w:hanging="360"/>
+      </w:pPr>
+    </w:lvl>
+    <w:lvl w:ilvl="8" w:tplc="4009001B" w:tentative="1">
+      <w:start w:val="1"/>
+      <w:numFmt w:val="lowerRoman"/>
+      <w:lvlText w:val="%9."/>
+      <w:lvlJc w:val="right"/>
+      <w:pPr>
+        <w:ind w:left="6480" w:hanging="180"/>
+      </w:pPr>
+    </w:lvl>
+  </w:abstractNum>
+  <w:abstractNum w:abstractNumId="2" w15:restartNumberingAfterBreak="0">
+    <w:nsid w:val="309D25B8"/>
+    <w:multiLevelType w:val="hybridMultilevel"/>
+    <w:tmpl w:val="A65EFD8C"/>
+    <w:lvl w:ilvl="0" w:tplc="40090011">
+      <w:start w:val="1"/>
+      <w:numFmt w:val="decimal"/>
+      <w:lvlText w:val="%1)"/>
+      <w:lvlJc w:val="left"/>
+      <w:pPr>
+        <w:ind w:left="720" w:hanging="360"/>
+      </w:pPr>
+      <w:rPr>
+        <w:rFonts w:hint="default"/>
+      </w:rPr>
+    </w:lvl>
+    <w:lvl w:ilvl="1" w:tplc="40090019" w:tentative="1">
+      <w:start w:val="1"/>
+      <w:numFmt w:val="lowerLetter"/>
+      <w:lvlText w:val="%2."/>
+      <w:lvlJc w:val="left"/>
+      <w:pPr>
+        <w:ind w:left="1440" w:hanging="360"/>
+      </w:pPr>
+    </w:lvl>
+    <w:lvl w:ilvl="2" w:tplc="4009001B" w:tentative="1">
+      <w:start w:val="1"/>
+      <w:numFmt w:val="lowerRoman"/>
+      <w:lvlText w:val="%3."/>
+      <w:lvlJc w:val="right"/>
+      <w:pPr>
+        <w:ind w:left="2160" w:hanging="180"/>
+      </w:pPr>
+    </w:lvl>
+    <w:lvl w:ilvl="3" w:tplc="4009000F" w:tentative="1">
+      <w:start w:val="1"/>
+      <w:numFmt w:val="decimal"/>
+      <w:lvlText w:val="%4."/>
+      <w:lvlJc w:val="left"/>
+      <w:pPr>
+        <w:ind w:left="2880" w:hanging="360"/>
+      </w:pPr>
+    </w:lvl>
+    <w:lvl w:ilvl="4" w:tplc="40090019" w:tentative="1">
+      <w:start w:val="1"/>
+      <w:numFmt w:val="lowerLetter"/>
+      <w:lvlText w:val="%5."/>
+      <w:lvlJc w:val="left"/>
+      <w:pPr>
+        <w:ind w:left="3600" w:hanging="360"/>
+      </w:pPr>
+    </w:lvl>
+    <w:lvl w:ilvl="5" w:tplc="4009001B" w:tentative="1">
+      <w:start w:val="1"/>
+      <w:numFmt w:val="lowerRoman"/>
+      <w:lvlText w:val="%6."/>
+      <w:lvlJc w:val="right"/>
+      <w:pPr>
+        <w:ind w:left="4320" w:hanging="180"/>
+      </w:pPr>
+    </w:lvl>
+    <w:lvl w:ilvl="6" w:tplc="4009000F" w:tentative="1">
+      <w:start w:val="1"/>
+      <w:numFmt w:val="decimal"/>
+      <w:lvlText w:val="%7."/>
+      <w:lvlJc w:val="left"/>
+      <w:pPr>
+        <w:ind w:left="5040" w:hanging="360"/>
+      </w:pPr>
+    </w:lvl>
+    <w:lvl w:ilvl="7" w:tplc="40090019" w:tentative="1">
+      <w:start w:val="1"/>
+      <w:numFmt w:val="lowerLetter"/>
+      <w:lvlText w:val="%8."/>
+      <w:lvlJc w:val="left"/>
+      <w:pPr>
+        <w:ind w:left="5760" w:hanging="360"/>
+      </w:pPr>
+    </w:lvl>
+    <w:lvl w:ilvl="8" w:tplc="4009001B" w:tentative="1">
+      <w:start w:val="1"/>
+      <w:numFmt w:val="lowerRoman"/>
+      <w:lvlText w:val="%9."/>
+      <w:lvlJc w:val="right"/>
+      <w:pPr>
+        <w:ind w:left="6480" w:hanging="180"/>
+      </w:pPr>
+    </w:lvl>
+  </w:abstractNum>
+  <w:abstractNum w:abstractNumId="3" w15:restartNumberingAfterBreak="0">
     <w:nsid w:val="3B446407"/>
     <w:multiLevelType w:val="hybridMultilevel"/>
     <w:tmpl w:val="64627BEE"/>
@@ -396,8 +2042,198 @@
       </w:pPr>
     </w:lvl>
   </w:abstractNum>
+  <w:abstractNum w:abstractNumId="4" w15:restartNumberingAfterBreak="0">
+    <w:nsid w:val="3F6368D4"/>
+    <w:multiLevelType w:val="hybridMultilevel"/>
+    <w:tmpl w:val="D2382DF8"/>
+    <w:lvl w:ilvl="0" w:tplc="40090011">
+      <w:start w:val="1"/>
+      <w:numFmt w:val="decimal"/>
+      <w:lvlText w:val="%1)"/>
+      <w:lvlJc w:val="left"/>
+      <w:pPr>
+        <w:ind w:left="720" w:hanging="360"/>
+      </w:pPr>
+    </w:lvl>
+    <w:lvl w:ilvl="1" w:tplc="40090019" w:tentative="1">
+      <w:start w:val="1"/>
+      <w:numFmt w:val="lowerLetter"/>
+      <w:lvlText w:val="%2."/>
+      <w:lvlJc w:val="left"/>
+      <w:pPr>
+        <w:ind w:left="1440" w:hanging="360"/>
+      </w:pPr>
+    </w:lvl>
+    <w:lvl w:ilvl="2" w:tplc="4009001B" w:tentative="1">
+      <w:start w:val="1"/>
+      <w:numFmt w:val="lowerRoman"/>
+      <w:lvlText w:val="%3."/>
+      <w:lvlJc w:val="right"/>
+      <w:pPr>
+        <w:ind w:left="2160" w:hanging="180"/>
+      </w:pPr>
+    </w:lvl>
+    <w:lvl w:ilvl="3" w:tplc="4009000F" w:tentative="1">
+      <w:start w:val="1"/>
+      <w:numFmt w:val="decimal"/>
+      <w:lvlText w:val="%4."/>
+      <w:lvlJc w:val="left"/>
+      <w:pPr>
+        <w:ind w:left="2880" w:hanging="360"/>
+      </w:pPr>
+    </w:lvl>
+    <w:lvl w:ilvl="4" w:tplc="40090019" w:tentative="1">
+      <w:start w:val="1"/>
+      <w:numFmt w:val="lowerLetter"/>
+      <w:lvlText w:val="%5."/>
+      <w:lvlJc w:val="left"/>
+      <w:pPr>
+        <w:ind w:left="3600" w:hanging="360"/>
+      </w:pPr>
+    </w:lvl>
+    <w:lvl w:ilvl="5" w:tplc="4009001B" w:tentative="1">
+      <w:start w:val="1"/>
+      <w:numFmt w:val="lowerRoman"/>
+      <w:lvlText w:val="%6."/>
+      <w:lvlJc w:val="right"/>
+      <w:pPr>
+        <w:ind w:left="4320" w:hanging="180"/>
+      </w:pPr>
+    </w:lvl>
+    <w:lvl w:ilvl="6" w:tplc="4009000F" w:tentative="1">
+      <w:start w:val="1"/>
+      <w:numFmt w:val="decimal"/>
+      <w:lvlText w:val="%7."/>
+      <w:lvlJc w:val="left"/>
+      <w:pPr>
+        <w:ind w:left="5040" w:hanging="360"/>
+      </w:pPr>
+    </w:lvl>
+    <w:lvl w:ilvl="7" w:tplc="40090019" w:tentative="1">
+      <w:start w:val="1"/>
+      <w:numFmt w:val="lowerLetter"/>
+      <w:lvlText w:val="%8."/>
+      <w:lvlJc w:val="left"/>
+      <w:pPr>
+        <w:ind w:left="5760" w:hanging="360"/>
+      </w:pPr>
+    </w:lvl>
+    <w:lvl w:ilvl="8" w:tplc="4009001B" w:tentative="1">
+      <w:start w:val="1"/>
+      <w:numFmt w:val="lowerRoman"/>
+      <w:lvlText w:val="%9."/>
+      <w:lvlJc w:val="right"/>
+      <w:pPr>
+        <w:ind w:left="6480" w:hanging="180"/>
+      </w:pPr>
+    </w:lvl>
+  </w:abstractNum>
+  <w:abstractNum w:abstractNumId="5" w15:restartNumberingAfterBreak="0">
+    <w:nsid w:val="7E670D26"/>
+    <w:multiLevelType w:val="hybridMultilevel"/>
+    <w:tmpl w:val="F5EE6508"/>
+    <w:lvl w:ilvl="0" w:tplc="BC36D8CE">
+      <w:start w:val="1"/>
+      <w:numFmt w:val="decimal"/>
+      <w:lvlText w:val="%1)"/>
+      <w:lvlJc w:val="left"/>
+      <w:pPr>
+        <w:ind w:left="1080" w:hanging="360"/>
+      </w:pPr>
+      <w:rPr>
+        <w:rFonts w:hint="default"/>
+      </w:rPr>
+    </w:lvl>
+    <w:lvl w:ilvl="1" w:tplc="40090019" w:tentative="1">
+      <w:start w:val="1"/>
+      <w:numFmt w:val="lowerLetter"/>
+      <w:lvlText w:val="%2."/>
+      <w:lvlJc w:val="left"/>
+      <w:pPr>
+        <w:ind w:left="1800" w:hanging="360"/>
+      </w:pPr>
+    </w:lvl>
+    <w:lvl w:ilvl="2" w:tplc="4009001B" w:tentative="1">
+      <w:start w:val="1"/>
+      <w:numFmt w:val="lowerRoman"/>
+      <w:lvlText w:val="%3."/>
+      <w:lvlJc w:val="right"/>
+      <w:pPr>
+        <w:ind w:left="2520" w:hanging="180"/>
+      </w:pPr>
+    </w:lvl>
+    <w:lvl w:ilvl="3" w:tplc="4009000F" w:tentative="1">
+      <w:start w:val="1"/>
+      <w:numFmt w:val="decimal"/>
+      <w:lvlText w:val="%4."/>
+      <w:lvlJc w:val="left"/>
+      <w:pPr>
+        <w:ind w:left="3240" w:hanging="360"/>
+      </w:pPr>
+    </w:lvl>
+    <w:lvl w:ilvl="4" w:tplc="40090019" w:tentative="1">
+      <w:start w:val="1"/>
+      <w:numFmt w:val="lowerLetter"/>
+      <w:lvlText w:val="%5."/>
+      <w:lvlJc w:val="left"/>
+      <w:pPr>
+        <w:ind w:left="3960" w:hanging="360"/>
+      </w:pPr>
+    </w:lvl>
+    <w:lvl w:ilvl="5" w:tplc="4009001B" w:tentative="1">
+      <w:start w:val="1"/>
+      <w:numFmt w:val="lowerRoman"/>
+      <w:lvlText w:val="%6."/>
+      <w:lvlJc w:val="right"/>
+      <w:pPr>
+        <w:ind w:left="4680" w:hanging="180"/>
+      </w:pPr>
+    </w:lvl>
+    <w:lvl w:ilvl="6" w:tplc="4009000F" w:tentative="1">
+      <w:start w:val="1"/>
+      <w:numFmt w:val="decimal"/>
+      <w:lvlText w:val="%7."/>
+      <w:lvlJc w:val="left"/>
+      <w:pPr>
+        <w:ind w:left="5400" w:hanging="360"/>
+      </w:pPr>
+    </w:lvl>
+    <w:lvl w:ilvl="7" w:tplc="40090019" w:tentative="1">
+      <w:start w:val="1"/>
+      <w:numFmt w:val="lowerLetter"/>
+      <w:lvlText w:val="%8."/>
+      <w:lvlJc w:val="left"/>
+      <w:pPr>
+        <w:ind w:left="6120" w:hanging="360"/>
+      </w:pPr>
+    </w:lvl>
+    <w:lvl w:ilvl="8" w:tplc="4009001B" w:tentative="1">
+      <w:start w:val="1"/>
+      <w:numFmt w:val="lowerRoman"/>
+      <w:lvlText w:val="%9."/>
+      <w:lvlJc w:val="right"/>
+      <w:pPr>
+        <w:ind w:left="6840" w:hanging="180"/>
+      </w:pPr>
+    </w:lvl>
+  </w:abstractNum>
   <w:num w:numId="1">
+    <w:abstractNumId w:val="3"/>
+  </w:num>
+  <w:num w:numId="2">
+    <w:abstractNumId w:val="2"/>
+  </w:num>
+  <w:num w:numId="3">
     <w:abstractNumId w:val="0"/>
+  </w:num>
+  <w:num w:numId="4">
+    <w:abstractNumId w:val="5"/>
+  </w:num>
+  <w:num w:numId="5">
+    <w:abstractNumId w:val="1"/>
+  </w:num>
+  <w:num w:numId="6">
+    <w:abstractNumId w:val="4"/>
   </w:num>
 </w:numbering>
 </file>
